--- a/public/resume/limengting-resume.docx
+++ b/public/resume/limengting-resume.docx
@@ -345,7 +345,7 @@
           <w:color w:val="595959"/>
           <w:sz w:val="17"/>
         </w:rPr>
-        <w:t>GPA 3.91/4.0（Top 30%） ｜ 主修：交互设计、人工智能概论、网页程序设计、数据库技术、新媒体营销与运营等</w:t>
+        <w:t>GPA 3.64/4.0（Top 15%） ｜ 主修：交互设计、人工智能概论、网页程序设计、数据库技术、新媒体营销与运营等</w:t>
       </w:r>
       <w:r>
         <w:rPr>
